--- a/doc/LINK_mercadopago documentation.docx
+++ b/doc/LINK_mercadopago documentation.docx
@@ -829,9 +829,9 @@
           <mc:Choice Requires="wpg">
             <w:drawing>
               <wp:inline distB="0" distT="0" distL="0" distR="0">
-                <wp:extent cx="5756149" cy="1424633"/>
+                <wp:extent cx="5765674" cy="1434158"/>
                 <wp:effectExtent b="0" l="0" r="0" t="0"/>
-                <wp:docPr descr="Retângulo" id="2" name=""/>
+                <wp:docPr descr="Retângulo" id="21" name=""/>
                 <a:graphic>
                   <a:graphicData uri="http://schemas.microsoft.com/office/word/2010/wordprocessingShape">
                     <wps:wsp>
@@ -876,14 +876,14 @@
           <mc:Fallback>
             <w:drawing>
               <wp:inline distB="0" distT="0" distL="0" distR="0">
-                <wp:extent cx="5756149" cy="1424633"/>
+                <wp:extent cx="5765674" cy="1434158"/>
                 <wp:effectExtent b="0" l="0" r="0" t="0"/>
-                <wp:docPr descr="Retângulo" id="2" name="image15.png"/>
+                <wp:docPr descr="Retângulo" id="21" name="image14.png"/>
                 <a:graphic>
                   <a:graphicData uri="http://schemas.openxmlformats.org/drawingml/2006/picture">
                     <pic:pic>
                       <pic:nvPicPr>
-                        <pic:cNvPr descr="Retângulo" id="0" name="image15.png"/>
+                        <pic:cNvPr descr="Retângulo" id="0" name="image14.png"/>
                         <pic:cNvPicPr preferRelativeResize="0"/>
                       </pic:nvPicPr>
                       <pic:blipFill>
@@ -896,7 +896,7 @@
                       <pic:spPr>
                         <a:xfrm>
                           <a:off x="0" y="0"/>
-                          <a:ext cx="5756149" cy="1424633"/>
+                          <a:ext cx="5765674" cy="1434158"/>
                         </a:xfrm>
                         <a:prstGeom prst="rect"/>
                         <a:ln/>
@@ -929,12 +929,12 @@
           <wp:inline distB="0" distT="0" distL="0" distR="0">
             <wp:extent cx="5727573" cy="1396058"/>
             <wp:effectExtent b="0" l="0" r="0" t="0"/>
-            <wp:docPr descr="image1.png" id="7" name="image9.png"/>
+            <wp:docPr descr="image1.png" id="26" name="image3.png"/>
             <a:graphic>
               <a:graphicData uri="http://schemas.openxmlformats.org/drawingml/2006/picture">
                 <pic:pic>
                   <pic:nvPicPr>
-                    <pic:cNvPr descr="image1.png" id="0" name="image9.png"/>
+                    <pic:cNvPr descr="image1.png" id="0" name="image3.png"/>
                     <pic:cNvPicPr preferRelativeResize="0"/>
                   </pic:nvPicPr>
                   <pic:blipFill>
@@ -1292,7 +1292,7 @@
         <w:widowControl w:val="1"/>
         <w:numPr>
           <w:ilvl w:val="0"/>
-          <w:numId w:val="7"/>
+          <w:numId w:val="16"/>
         </w:numPr>
         <w:pBdr>
           <w:top w:space="0" w:sz="0" w:val="nil"/>
@@ -2017,7 +2017,7 @@
         <w:widowControl w:val="1"/>
         <w:numPr>
           <w:ilvl w:val="0"/>
-          <w:numId w:val="17"/>
+          <w:numId w:val="9"/>
         </w:numPr>
         <w:pBdr>
           <w:top w:space="0" w:sz="0" w:val="nil"/>
@@ -2293,7 +2293,7 @@
         <w:widowControl w:val="1"/>
         <w:numPr>
           <w:ilvl w:val="0"/>
-          <w:numId w:val="18"/>
+          <w:numId w:val="10"/>
         </w:numPr>
         <w:pBdr>
           <w:top w:space="0" w:sz="0" w:val="nil"/>
@@ -2346,7 +2346,7 @@
         <w:widowControl w:val="1"/>
         <w:numPr>
           <w:ilvl w:val="0"/>
-          <w:numId w:val="18"/>
+          <w:numId w:val="10"/>
         </w:numPr>
         <w:pBdr>
           <w:top w:space="0" w:sz="0" w:val="nil"/>
@@ -2399,7 +2399,7 @@
         <w:widowControl w:val="1"/>
         <w:numPr>
           <w:ilvl w:val="0"/>
-          <w:numId w:val="18"/>
+          <w:numId w:val="10"/>
         </w:numPr>
         <w:pBdr>
           <w:top w:space="0" w:sz="0" w:val="nil"/>
@@ -2452,7 +2452,7 @@
         <w:widowControl w:val="1"/>
         <w:numPr>
           <w:ilvl w:val="0"/>
-          <w:numId w:val="18"/>
+          <w:numId w:val="10"/>
         </w:numPr>
         <w:pBdr>
           <w:top w:space="0" w:sz="0" w:val="nil"/>
@@ -2505,7 +2505,7 @@
         <w:widowControl w:val="1"/>
         <w:numPr>
           <w:ilvl w:val="0"/>
-          <w:numId w:val="18"/>
+          <w:numId w:val="10"/>
         </w:numPr>
         <w:pBdr>
           <w:top w:space="0" w:sz="0" w:val="nil"/>
@@ -3230,7 +3230,7 @@
           <w:vertAlign w:val="baseline"/>
           <w:rtl w:val="0"/>
         </w:rPr>
-        <w:t xml:space="preserve">During checkout it is provided six payment methods: Credit card, PIX, Methods Off and Checkout Pro, Checkout Credits and bank transfer (Fintoc).</w:t>
+        <w:t xml:space="preserve">During checkout it is provided six payment methods: Credit card, PIX, Methods Off and Checkout Pro, Buy now, pay later (Mercado Crédito / Mercado Parcelado) and bank transfer (Fintoc).</w:t>
       </w:r>
     </w:p>
     <w:p>
@@ -5554,7 +5554,7 @@
         <w:widowControl w:val="1"/>
         <w:numPr>
           <w:ilvl w:val="0"/>
-          <w:numId w:val="2"/>
+          <w:numId w:val="11"/>
         </w:numPr>
         <w:pBdr>
           <w:top w:space="0" w:sz="0" w:val="nil"/>
@@ -6630,9 +6630,9 @@
           <mc:Choice Requires="wpg">
             <w:drawing>
               <wp:inline distB="0" distT="0" distL="0" distR="0">
-                <wp:extent cx="3819525" cy="1591258"/>
+                <wp:extent cx="3829050" cy="1600783"/>
                 <wp:effectExtent b="0" l="0" r="0" t="0"/>
-                <wp:docPr descr="Retângulo" id="1" name=""/>
+                <wp:docPr descr="Retângulo" id="20" name=""/>
                 <a:graphic>
                   <a:graphicData uri="http://schemas.microsoft.com/office/word/2010/wordprocessingShape">
                     <wps:wsp>
@@ -6677,14 +6677,14 @@
           <mc:Fallback>
             <w:drawing>
               <wp:inline distB="0" distT="0" distL="0" distR="0">
-                <wp:extent cx="3819525" cy="1591258"/>
+                <wp:extent cx="3829050" cy="1600783"/>
                 <wp:effectExtent b="0" l="0" r="0" t="0"/>
-                <wp:docPr descr="Retângulo" id="1" name="image14.png"/>
+                <wp:docPr descr="Retângulo" id="20" name="image12.png"/>
                 <a:graphic>
                   <a:graphicData uri="http://schemas.openxmlformats.org/drawingml/2006/picture">
                     <pic:pic>
                       <pic:nvPicPr>
-                        <pic:cNvPr descr="Retângulo" id="0" name="image14.png"/>
+                        <pic:cNvPr descr="Retângulo" id="0" name="image12.png"/>
                         <pic:cNvPicPr preferRelativeResize="0"/>
                       </pic:nvPicPr>
                       <pic:blipFill>
@@ -6697,7 +6697,7 @@
                       <pic:spPr>
                         <a:xfrm>
                           <a:off x="0" y="0"/>
-                          <a:ext cx="3819525" cy="1591258"/>
+                          <a:ext cx="3829050" cy="1600783"/>
                         </a:xfrm>
                         <a:prstGeom prst="rect"/>
                         <a:ln/>
@@ -6730,12 +6730,12 @@
           <wp:inline distB="0" distT="0" distL="0" distR="0">
             <wp:extent cx="3743325" cy="1543050"/>
             <wp:effectExtent b="0" l="0" r="0" t="0"/>
-            <wp:docPr descr="image8.png" id="9" name="image7.png"/>
+            <wp:docPr descr="image8.png" id="28" name="image4.png"/>
             <a:graphic>
               <a:graphicData uri="http://schemas.openxmlformats.org/drawingml/2006/picture">
                 <pic:pic>
                   <pic:nvPicPr>
-                    <pic:cNvPr descr="image8.png" id="0" name="image7.png"/>
+                    <pic:cNvPr descr="image8.png" id="0" name="image4.png"/>
                     <pic:cNvPicPr preferRelativeResize="0"/>
                   </pic:nvPicPr>
                   <pic:blipFill>
@@ -7707,7 +7707,7 @@
         <w:widowControl w:val="1"/>
         <w:numPr>
           <w:ilvl w:val="0"/>
-          <w:numId w:val="3"/>
+          <w:numId w:val="12"/>
         </w:numPr>
         <w:pBdr>
           <w:top w:space="0" w:sz="0" w:val="nil"/>
@@ -7760,7 +7760,7 @@
         <w:widowControl w:val="1"/>
         <w:numPr>
           <w:ilvl w:val="0"/>
-          <w:numId w:val="3"/>
+          <w:numId w:val="12"/>
         </w:numPr>
         <w:pBdr>
           <w:top w:space="0" w:sz="0" w:val="nil"/>
@@ -7813,7 +7813,7 @@
         <w:widowControl w:val="1"/>
         <w:numPr>
           <w:ilvl w:val="0"/>
-          <w:numId w:val="3"/>
+          <w:numId w:val="12"/>
         </w:numPr>
         <w:pBdr>
           <w:top w:space="0" w:sz="0" w:val="nil"/>
@@ -7866,7 +7866,7 @@
         <w:widowControl w:val="1"/>
         <w:numPr>
           <w:ilvl w:val="0"/>
-          <w:numId w:val="3"/>
+          <w:numId w:val="12"/>
         </w:numPr>
         <w:pBdr>
           <w:top w:space="0" w:sz="0" w:val="nil"/>
@@ -7919,7 +7919,7 @@
         <w:widowControl w:val="1"/>
         <w:numPr>
           <w:ilvl w:val="0"/>
-          <w:numId w:val="3"/>
+          <w:numId w:val="12"/>
         </w:numPr>
         <w:pBdr>
           <w:top w:space="0" w:sz="0" w:val="nil"/>
@@ -9194,7 +9194,7 @@
         <w:widowControl w:val="1"/>
         <w:numPr>
           <w:ilvl w:val="0"/>
-          <w:numId w:val="4"/>
+          <w:numId w:val="13"/>
         </w:numPr>
         <w:pBdr>
           <w:top w:space="0" w:sz="0" w:val="nil"/>
@@ -13523,7 +13523,7 @@
         <w:widowControl w:val="1"/>
         <w:numPr>
           <w:ilvl w:val="0"/>
-          <w:numId w:val="5"/>
+          <w:numId w:val="14"/>
         </w:numPr>
         <w:pBdr>
           <w:top w:space="0" w:sz="0" w:val="nil"/>
@@ -13799,7 +13799,7 @@
         <w:widowControl w:val="1"/>
         <w:numPr>
           <w:ilvl w:val="0"/>
-          <w:numId w:val="6"/>
+          <w:numId w:val="15"/>
         </w:numPr>
         <w:pBdr>
           <w:top w:space="0" w:sz="0" w:val="nil"/>
@@ -13852,7 +13852,7 @@
         <w:widowControl w:val="1"/>
         <w:numPr>
           <w:ilvl w:val="0"/>
-          <w:numId w:val="6"/>
+          <w:numId w:val="15"/>
         </w:numPr>
         <w:pBdr>
           <w:top w:space="0" w:sz="0" w:val="nil"/>
@@ -14036,7 +14036,7 @@
         <w:widowControl w:val="1"/>
         <w:numPr>
           <w:ilvl w:val="0"/>
-          <w:numId w:val="8"/>
+          <w:numId w:val="17"/>
         </w:numPr>
         <w:pBdr>
           <w:top w:space="0" w:sz="0" w:val="nil"/>
@@ -14089,7 +14089,7 @@
         <w:widowControl w:val="1"/>
         <w:numPr>
           <w:ilvl w:val="0"/>
-          <w:numId w:val="8"/>
+          <w:numId w:val="17"/>
         </w:numPr>
         <w:pBdr>
           <w:top w:space="0" w:sz="0" w:val="nil"/>
@@ -14142,7 +14142,7 @@
         <w:widowControl w:val="1"/>
         <w:numPr>
           <w:ilvl w:val="0"/>
-          <w:numId w:val="8"/>
+          <w:numId w:val="17"/>
         </w:numPr>
         <w:pBdr>
           <w:top w:space="0" w:sz="0" w:val="nil"/>
@@ -14195,7 +14195,7 @@
         <w:widowControl w:val="1"/>
         <w:numPr>
           <w:ilvl w:val="0"/>
-          <w:numId w:val="8"/>
+          <w:numId w:val="17"/>
         </w:numPr>
         <w:pBdr>
           <w:top w:space="0" w:sz="0" w:val="nil"/>
@@ -14248,7 +14248,7 @@
         <w:widowControl w:val="1"/>
         <w:numPr>
           <w:ilvl w:val="0"/>
-          <w:numId w:val="8"/>
+          <w:numId w:val="17"/>
         </w:numPr>
         <w:pBdr>
           <w:top w:space="0" w:sz="0" w:val="nil"/>
@@ -14301,7 +14301,7 @@
         <w:widowControl w:val="1"/>
         <w:numPr>
           <w:ilvl w:val="0"/>
-          <w:numId w:val="8"/>
+          <w:numId w:val="17"/>
         </w:numPr>
         <w:pBdr>
           <w:top w:space="0" w:sz="0" w:val="nil"/>
@@ -14354,7 +14354,7 @@
         <w:widowControl w:val="1"/>
         <w:numPr>
           <w:ilvl w:val="0"/>
-          <w:numId w:val="8"/>
+          <w:numId w:val="17"/>
         </w:numPr>
         <w:pBdr>
           <w:top w:space="0" w:sz="0" w:val="nil"/>
@@ -14538,7 +14538,7 @@
         <w:widowControl w:val="1"/>
         <w:numPr>
           <w:ilvl w:val="0"/>
-          <w:numId w:val="9"/>
+          <w:numId w:val="18"/>
         </w:numPr>
         <w:pBdr>
           <w:top w:space="0" w:sz="0" w:val="nil"/>
@@ -14591,7 +14591,7 @@
         <w:widowControl w:val="1"/>
         <w:numPr>
           <w:ilvl w:val="0"/>
-          <w:numId w:val="10"/>
+          <w:numId w:val="2"/>
         </w:numPr>
         <w:pBdr>
           <w:top w:space="0" w:sz="0" w:val="nil"/>
@@ -14644,7 +14644,7 @@
         <w:widowControl w:val="1"/>
         <w:numPr>
           <w:ilvl w:val="0"/>
-          <w:numId w:val="10"/>
+          <w:numId w:val="2"/>
         </w:numPr>
         <w:pBdr>
           <w:top w:space="0" w:sz="0" w:val="nil"/>
@@ -14697,7 +14697,7 @@
         <w:widowControl w:val="1"/>
         <w:numPr>
           <w:ilvl w:val="0"/>
-          <w:numId w:val="10"/>
+          <w:numId w:val="2"/>
         </w:numPr>
         <w:pBdr>
           <w:top w:space="0" w:sz="0" w:val="nil"/>
@@ -14750,7 +14750,7 @@
         <w:widowControl w:val="1"/>
         <w:numPr>
           <w:ilvl w:val="0"/>
-          <w:numId w:val="10"/>
+          <w:numId w:val="2"/>
         </w:numPr>
         <w:pBdr>
           <w:top w:space="0" w:sz="0" w:val="nil"/>
@@ -14803,7 +14803,7 @@
         <w:widowControl w:val="1"/>
         <w:numPr>
           <w:ilvl w:val="0"/>
-          <w:numId w:val="10"/>
+          <w:numId w:val="2"/>
         </w:numPr>
         <w:pBdr>
           <w:top w:space="0" w:sz="0" w:val="nil"/>
@@ -14856,7 +14856,7 @@
         <w:widowControl w:val="1"/>
         <w:numPr>
           <w:ilvl w:val="0"/>
-          <w:numId w:val="10"/>
+          <w:numId w:val="2"/>
         </w:numPr>
         <w:pBdr>
           <w:top w:space="0" w:sz="0" w:val="nil"/>
@@ -14909,7 +14909,7 @@
         <w:widowControl w:val="1"/>
         <w:numPr>
           <w:ilvl w:val="0"/>
-          <w:numId w:val="11"/>
+          <w:numId w:val="3"/>
         </w:numPr>
         <w:pBdr>
           <w:top w:space="0" w:sz="0" w:val="nil"/>
@@ -14962,7 +14962,7 @@
         <w:widowControl w:val="1"/>
         <w:numPr>
           <w:ilvl w:val="0"/>
-          <w:numId w:val="11"/>
+          <w:numId w:val="3"/>
         </w:numPr>
         <w:pBdr>
           <w:top w:space="0" w:sz="0" w:val="nil"/>
@@ -15015,7 +15015,7 @@
         <w:widowControl w:val="1"/>
         <w:numPr>
           <w:ilvl w:val="0"/>
-          <w:numId w:val="11"/>
+          <w:numId w:val="3"/>
         </w:numPr>
         <w:pBdr>
           <w:top w:space="0" w:sz="0" w:val="nil"/>
@@ -15068,7 +15068,7 @@
         <w:widowControl w:val="1"/>
         <w:numPr>
           <w:ilvl w:val="0"/>
-          <w:numId w:val="11"/>
+          <w:numId w:val="3"/>
         </w:numPr>
         <w:pBdr>
           <w:top w:space="0" w:sz="0" w:val="nil"/>
@@ -15121,7 +15121,7 @@
         <w:widowControl w:val="1"/>
         <w:numPr>
           <w:ilvl w:val="0"/>
-          <w:numId w:val="11"/>
+          <w:numId w:val="3"/>
         </w:numPr>
         <w:pBdr>
           <w:top w:space="0" w:sz="0" w:val="nil"/>
@@ -15174,7 +15174,7 @@
         <w:widowControl w:val="1"/>
         <w:numPr>
           <w:ilvl w:val="0"/>
-          <w:numId w:val="11"/>
+          <w:numId w:val="3"/>
         </w:numPr>
         <w:pBdr>
           <w:top w:space="0" w:sz="0" w:val="nil"/>
@@ -15227,7 +15227,7 @@
         <w:widowControl w:val="1"/>
         <w:numPr>
           <w:ilvl w:val="0"/>
-          <w:numId w:val="11"/>
+          <w:numId w:val="3"/>
         </w:numPr>
         <w:pBdr>
           <w:top w:space="0" w:sz="0" w:val="nil"/>
@@ -15319,7 +15319,7 @@
         <w:widowControl w:val="1"/>
         <w:numPr>
           <w:ilvl w:val="0"/>
-          <w:numId w:val="12"/>
+          <w:numId w:val="4"/>
         </w:numPr>
         <w:pBdr>
           <w:top w:space="0" w:sz="0" w:val="nil"/>
@@ -15372,7 +15372,7 @@
         <w:widowControl w:val="1"/>
         <w:numPr>
           <w:ilvl w:val="0"/>
-          <w:numId w:val="13"/>
+          <w:numId w:val="5"/>
         </w:numPr>
         <w:pBdr>
           <w:top w:space="0" w:sz="0" w:val="nil"/>
@@ -15425,7 +15425,7 @@
         <w:widowControl w:val="1"/>
         <w:numPr>
           <w:ilvl w:val="0"/>
-          <w:numId w:val="13"/>
+          <w:numId w:val="5"/>
         </w:numPr>
         <w:pBdr>
           <w:top w:space="0" w:sz="0" w:val="nil"/>
@@ -15478,7 +15478,7 @@
         <w:widowControl w:val="1"/>
         <w:numPr>
           <w:ilvl w:val="0"/>
-          <w:numId w:val="13"/>
+          <w:numId w:val="5"/>
         </w:numPr>
         <w:pBdr>
           <w:top w:space="0" w:sz="0" w:val="nil"/>
@@ -15531,7 +15531,7 @@
         <w:widowControl w:val="1"/>
         <w:numPr>
           <w:ilvl w:val="0"/>
-          <w:numId w:val="13"/>
+          <w:numId w:val="5"/>
         </w:numPr>
         <w:pBdr>
           <w:top w:space="0" w:sz="0" w:val="nil"/>
@@ -15584,7 +15584,7 @@
         <w:widowControl w:val="1"/>
         <w:numPr>
           <w:ilvl w:val="0"/>
-          <w:numId w:val="13"/>
+          <w:numId w:val="5"/>
         </w:numPr>
         <w:pBdr>
           <w:top w:space="0" w:sz="0" w:val="nil"/>
@@ -15637,7 +15637,7 @@
         <w:widowControl w:val="1"/>
         <w:numPr>
           <w:ilvl w:val="0"/>
-          <w:numId w:val="13"/>
+          <w:numId w:val="5"/>
         </w:numPr>
         <w:pBdr>
           <w:top w:space="0" w:sz="0" w:val="nil"/>
@@ -15690,7 +15690,7 @@
         <w:widowControl w:val="1"/>
         <w:numPr>
           <w:ilvl w:val="0"/>
-          <w:numId w:val="13"/>
+          <w:numId w:val="5"/>
         </w:numPr>
         <w:pBdr>
           <w:top w:space="0" w:sz="0" w:val="nil"/>
@@ -15743,7 +15743,7 @@
         <w:widowControl w:val="1"/>
         <w:numPr>
           <w:ilvl w:val="0"/>
-          <w:numId w:val="13"/>
+          <w:numId w:val="5"/>
         </w:numPr>
         <w:pBdr>
           <w:top w:space="0" w:sz="0" w:val="nil"/>
@@ -15796,7 +15796,7 @@
         <w:widowControl w:val="1"/>
         <w:numPr>
           <w:ilvl w:val="0"/>
-          <w:numId w:val="13"/>
+          <w:numId w:val="5"/>
         </w:numPr>
         <w:pBdr>
           <w:top w:space="0" w:sz="0" w:val="nil"/>
@@ -15849,7 +15849,7 @@
         <w:widowControl w:val="1"/>
         <w:numPr>
           <w:ilvl w:val="0"/>
-          <w:numId w:val="13"/>
+          <w:numId w:val="5"/>
         </w:numPr>
         <w:pBdr>
           <w:top w:space="0" w:sz="0" w:val="nil"/>
@@ -17207,7 +17207,7 @@
         <w:widowControl w:val="1"/>
         <w:numPr>
           <w:ilvl w:val="0"/>
-          <w:numId w:val="14"/>
+          <w:numId w:val="6"/>
         </w:numPr>
         <w:pBdr>
           <w:top w:space="0" w:sz="0" w:val="nil"/>
@@ -17656,7 +17656,7 @@
           <w:vertAlign w:val="baseline"/>
           <w:rtl w:val="0"/>
         </w:rPr>
-        <w:t xml:space="preserve">int_mercadopago adds five payment methods to the checkout form: credit card saved credit card, PIX, Checkout Pro (Mercado Pago) and Credit line (Mercado Pago). For MLC sellers with the appropriate authorizations, FINTOC is also available.</w:t>
+        <w:t xml:space="preserve">int_mercadopago adds five payment methods to the checkout form: credit card saved credit card, PIX, Checkout Pro (Mercado Pago) and Buy now, pay later (Mercado Crédito / Mercado Parcelado). For MLC sellers with the appropriate authorizations, FINTOC is also available.</w:t>
       </w:r>
     </w:p>
     <w:p>
@@ -17751,17 +17751,17 @@
           <wp:inline distB="0" distT="0" distL="0" distR="0">
             <wp:extent cx="5731200" cy="7670800"/>
             <wp:effectExtent b="0" l="0" r="0" t="0"/>
-            <wp:docPr descr="image10.png" id="8" name="image3.png"/>
+            <wp:docPr id="27" name="image13.png"/>
             <a:graphic>
               <a:graphicData uri="http://schemas.openxmlformats.org/drawingml/2006/picture">
                 <pic:pic>
                   <pic:nvPicPr>
-                    <pic:cNvPr descr="image10.png" id="0" name="image3.png"/>
+                    <pic:cNvPr id="0" name="image13.png"/>
                     <pic:cNvPicPr preferRelativeResize="0"/>
                   </pic:nvPicPr>
                   <pic:blipFill>
                     <a:blip r:embed="rId18"/>
-                    <a:srcRect b="0" l="0" r="0" t="0"/>
+                    <a:srcRect b="-9787" l="0" r="0" t="0"/>
                     <a:stretch>
                       <a:fillRect/>
                     </a:stretch>
@@ -17878,9 +17878,9 @@
           <mc:Choice Requires="wpg">
             <w:drawing>
               <wp:inline distB="0" distT="0" distL="0" distR="0">
-                <wp:extent cx="5353050" cy="2806145"/>
+                <wp:extent cx="5362575" cy="2815670"/>
                 <wp:effectExtent b="0" l="0" r="0" t="0"/>
-                <wp:docPr descr="Retângulo" id="4" name=""/>
+                <wp:docPr descr="Retângulo" id="23" name=""/>
                 <a:graphic>
                   <a:graphicData uri="http://schemas.microsoft.com/office/word/2010/wordprocessingShape">
                     <wps:wsp>
@@ -17925,14 +17925,14 @@
           <mc:Fallback>
             <w:drawing>
               <wp:inline distB="0" distT="0" distL="0" distR="0">
-                <wp:extent cx="5353050" cy="2806145"/>
+                <wp:extent cx="5362575" cy="2815670"/>
                 <wp:effectExtent b="0" l="0" r="0" t="0"/>
-                <wp:docPr descr="Retângulo" id="4" name="image17.png"/>
+                <wp:docPr descr="Retângulo" id="23" name="image16.png"/>
                 <a:graphic>
                   <a:graphicData uri="http://schemas.openxmlformats.org/drawingml/2006/picture">
                     <pic:pic>
                       <pic:nvPicPr>
-                        <pic:cNvPr descr="Retângulo" id="0" name="image17.png"/>
+                        <pic:cNvPr descr="Retângulo" id="0" name="image16.png"/>
                         <pic:cNvPicPr preferRelativeResize="0"/>
                       </pic:nvPicPr>
                       <pic:blipFill>
@@ -17945,7 +17945,7 @@
                       <pic:spPr>
                         <a:xfrm>
                           <a:off x="0" y="0"/>
-                          <a:ext cx="5353050" cy="2806145"/>
+                          <a:ext cx="5362575" cy="2815670"/>
                         </a:xfrm>
                         <a:prstGeom prst="rect"/>
                         <a:ln/>
@@ -17978,12 +17978,12 @@
           <wp:inline distB="0" distT="0" distL="0" distR="0">
             <wp:extent cx="5276850" cy="2752725"/>
             <wp:effectExtent b="0" l="0" r="0" t="0"/>
-            <wp:docPr descr="image5.png" id="11" name="image1.png"/>
+            <wp:docPr descr="image5.png" id="29" name="image2.png"/>
             <a:graphic>
               <a:graphicData uri="http://schemas.openxmlformats.org/drawingml/2006/picture">
                 <pic:pic>
                   <pic:nvPicPr>
-                    <pic:cNvPr descr="image5.png" id="0" name="image1.png"/>
+                    <pic:cNvPr descr="image5.png" id="0" name="image2.png"/>
                     <pic:cNvPicPr preferRelativeResize="0"/>
                   </pic:nvPicPr>
                   <pic:blipFill>
@@ -18142,19 +18142,19 @@
         </w:rPr>
         <w:drawing>
           <wp:inline distB="0" distT="0" distL="0" distR="0">
-            <wp:extent cx="4076700" cy="566738"/>
+            <wp:extent cx="4943475" cy="2886075"/>
             <wp:effectExtent b="0" l="0" r="0" t="0"/>
-            <wp:docPr descr="image4.png" id="10" name="image5.png"/>
+            <wp:docPr id="31" name="image6.png"/>
             <a:graphic>
               <a:graphicData uri="http://schemas.openxmlformats.org/drawingml/2006/picture">
                 <pic:pic>
                   <pic:nvPicPr>
-                    <pic:cNvPr descr="image4.png" id="0" name="image5.png"/>
+                    <pic:cNvPr id="0" name="image6.png"/>
                     <pic:cNvPicPr preferRelativeResize="0"/>
                   </pic:nvPicPr>
                   <pic:blipFill>
                     <a:blip r:embed="rId20"/>
-                    <a:srcRect b="0" l="0" r="0" t="0"/>
+                    <a:srcRect b="-7409" l="0" r="-1815" t="-9335"/>
                     <a:stretch>
                       <a:fillRect/>
                     </a:stretch>
@@ -18162,7 +18162,7 @@
                   <pic:spPr>
                     <a:xfrm>
                       <a:off x="0" y="0"/>
-                      <a:ext cx="4076700" cy="566738"/>
+                      <a:ext cx="4943475" cy="2886075"/>
                     </a:xfrm>
                     <a:prstGeom prst="rect"/>
                     <a:ln/>
@@ -18175,6 +18175,123 @@
       </w:r>
       <w:r>
         <w:rPr>
+          <w:rtl w:val="0"/>
+        </w:rPr>
+      </w:r>
+    </w:p>
+    <w:p>
+      <w:pPr>
+        <w:keepNext w:val="0"/>
+        <w:keepLines w:val="0"/>
+        <w:pageBreakBefore w:val="0"/>
+        <w:widowControl w:val="1"/>
+        <w:pBdr>
+          <w:top w:space="0" w:sz="0" w:val="nil"/>
+          <w:left w:space="0" w:sz="0" w:val="nil"/>
+          <w:bottom w:space="0" w:sz="0" w:val="nil"/>
+          <w:right w:space="0" w:sz="0" w:val="nil"/>
+          <w:between w:space="0" w:sz="0" w:val="nil"/>
+        </w:pBdr>
+        <w:shd w:fill="auto" w:val="clear"/>
+        <w:spacing w:after="0" w:before="0" w:line="240" w:lineRule="auto"/>
+        <w:ind w:left="0" w:right="0" w:firstLine="0"/>
+        <w:jc w:val="both"/>
+        <w:rPr>
+          <w:rFonts w:ascii="Calibri" w:cs="Calibri" w:eastAsia="Calibri" w:hAnsi="Calibri"/>
+          <w:b w:val="0"/>
+          <w:bCs w:val="0"/>
+          <w:i w:val="0"/>
+          <w:iCs w:val="0"/>
+          <w:smallCaps w:val="0"/>
+          <w:strike w:val="0"/>
+          <w:color w:val="000000"/>
+          <w:sz w:val="20"/>
+          <w:szCs w:val="20"/>
+          <w:u w:val="none"/>
+          <w:shd w:fill="auto" w:val="clear"/>
+          <w:vertAlign w:val="baseline"/>
+        </w:rPr>
+      </w:pPr>
+      <w:r>
+        <w:rPr>
+          <w:rtl w:val="0"/>
+        </w:rPr>
+      </w:r>
+    </w:p>
+    <w:p>
+      <w:pPr>
+        <w:keepNext w:val="0"/>
+        <w:keepLines w:val="0"/>
+        <w:pageBreakBefore w:val="0"/>
+        <w:widowControl w:val="1"/>
+        <w:pBdr>
+          <w:top w:space="0" w:sz="0" w:val="nil"/>
+          <w:left w:space="0" w:sz="0" w:val="nil"/>
+          <w:bottom w:space="0" w:sz="0" w:val="nil"/>
+          <w:right w:space="0" w:sz="0" w:val="nil"/>
+          <w:between w:space="0" w:sz="0" w:val="nil"/>
+        </w:pBdr>
+        <w:shd w:fill="auto" w:val="clear"/>
+        <w:spacing w:after="0" w:before="0" w:line="240" w:lineRule="auto"/>
+        <w:ind w:left="0" w:right="0" w:firstLine="0"/>
+        <w:jc w:val="both"/>
+        <w:rPr>
+          <w:rFonts w:ascii="Calibri" w:cs="Calibri" w:eastAsia="Calibri" w:hAnsi="Calibri"/>
+          <w:b w:val="0"/>
+          <w:bCs w:val="0"/>
+          <w:i w:val="0"/>
+          <w:iCs w:val="0"/>
+          <w:smallCaps w:val="0"/>
+          <w:strike w:val="0"/>
+          <w:color w:val="000000"/>
+          <w:sz w:val="20"/>
+          <w:szCs w:val="20"/>
+          <w:u w:val="none"/>
+          <w:shd w:fill="auto" w:val="clear"/>
+          <w:vertAlign w:val="baseline"/>
+        </w:rPr>
+      </w:pPr>
+      <w:r>
+        <w:rPr>
+          <w:rtl w:val="0"/>
+        </w:rPr>
+      </w:r>
+    </w:p>
+    <w:p>
+      <w:pPr>
+        <w:keepNext w:val="0"/>
+        <w:keepLines w:val="0"/>
+        <w:pageBreakBefore w:val="0"/>
+        <w:widowControl w:val="1"/>
+        <w:pBdr>
+          <w:top w:space="0" w:sz="0" w:val="nil"/>
+          <w:left w:space="0" w:sz="0" w:val="nil"/>
+          <w:bottom w:space="0" w:sz="0" w:val="nil"/>
+          <w:right w:space="0" w:sz="0" w:val="nil"/>
+          <w:between w:space="0" w:sz="0" w:val="nil"/>
+        </w:pBdr>
+        <w:shd w:fill="auto" w:val="clear"/>
+        <w:spacing w:after="0" w:before="0" w:line="240" w:lineRule="auto"/>
+        <w:ind w:left="0" w:right="0" w:firstLine="0"/>
+        <w:jc w:val="left"/>
+        <w:rPr>
+          <w:rFonts w:ascii="Calibri" w:cs="Calibri" w:eastAsia="Calibri" w:hAnsi="Calibri"/>
+          <w:b w:val="0"/>
+          <w:bCs w:val="0"/>
+          <w:i w:val="1"/>
+          <w:iCs w:val="1"/>
+          <w:smallCaps w:val="0"/>
+          <w:strike w:val="0"/>
+          <w:color w:val="000000"/>
+          <w:sz w:val="20"/>
+          <w:szCs w:val="20"/>
+          <w:u w:val="none"/>
+          <w:shd w:fill="auto" w:val="clear"/>
+          <w:vertAlign w:val="baseline"/>
+        </w:rPr>
+      </w:pPr>
+      <w:r>
+        <w:rPr>
           <w:rFonts w:ascii="Calibri" w:cs="Calibri" w:eastAsia="Calibri" w:hAnsi="Calibri"/>
           <w:b w:val="0"/>
           <w:bCs w:val="0"/>
@@ -18191,184 +18308,18 @@
         </w:rPr>
         <w:drawing>
           <wp:inline distB="0" distT="0" distL="0" distR="0">
-            <wp:extent cx="4124325" cy="2933701"/>
+            <wp:extent cx="3781425" cy="6334125"/>
             <wp:effectExtent b="0" l="0" r="0" t="0"/>
-            <wp:docPr descr="image3.png" id="13" name="image4.png"/>
+            <wp:docPr descr="image11.png" id="30" name="image1.png"/>
             <a:graphic>
               <a:graphicData uri="http://schemas.openxmlformats.org/drawingml/2006/picture">
                 <pic:pic>
                   <pic:nvPicPr>
-                    <pic:cNvPr descr="image3.png" id="0" name="image4.png"/>
+                    <pic:cNvPr descr="image11.png" id="0" name="image1.png"/>
                     <pic:cNvPicPr preferRelativeResize="0"/>
                   </pic:nvPicPr>
                   <pic:blipFill>
                     <a:blip r:embed="rId21"/>
-                    <a:srcRect b="0" l="0" r="0" t="41776"/>
-                    <a:stretch>
-                      <a:fillRect/>
-                    </a:stretch>
-                  </pic:blipFill>
-                  <pic:spPr>
-                    <a:xfrm>
-                      <a:off x="0" y="0"/>
-                      <a:ext cx="4124325" cy="2933701"/>
-                    </a:xfrm>
-                    <a:prstGeom prst="rect"/>
-                    <a:ln/>
-                  </pic:spPr>
-                </pic:pic>
-              </a:graphicData>
-            </a:graphic>
-          </wp:inline>
-        </w:drawing>
-      </w:r>
-      <w:r>
-        <w:rPr>
-          <w:rtl w:val="0"/>
-        </w:rPr>
-      </w:r>
-    </w:p>
-    <w:p>
-      <w:pPr>
-        <w:keepNext w:val="0"/>
-        <w:keepLines w:val="0"/>
-        <w:pageBreakBefore w:val="0"/>
-        <w:widowControl w:val="1"/>
-        <w:pBdr>
-          <w:top w:space="0" w:sz="0" w:val="nil"/>
-          <w:left w:space="0" w:sz="0" w:val="nil"/>
-          <w:bottom w:space="0" w:sz="0" w:val="nil"/>
-          <w:right w:space="0" w:sz="0" w:val="nil"/>
-          <w:between w:space="0" w:sz="0" w:val="nil"/>
-        </w:pBdr>
-        <w:shd w:fill="auto" w:val="clear"/>
-        <w:spacing w:after="0" w:before="0" w:line="240" w:lineRule="auto"/>
-        <w:ind w:left="0" w:right="0" w:firstLine="0"/>
-        <w:jc w:val="both"/>
-        <w:rPr>
-          <w:rFonts w:ascii="Calibri" w:cs="Calibri" w:eastAsia="Calibri" w:hAnsi="Calibri"/>
-          <w:b w:val="0"/>
-          <w:bCs w:val="0"/>
-          <w:i w:val="0"/>
-          <w:iCs w:val="0"/>
-          <w:smallCaps w:val="0"/>
-          <w:strike w:val="0"/>
-          <w:color w:val="000000"/>
-          <w:sz w:val="20"/>
-          <w:szCs w:val="20"/>
-          <w:u w:val="none"/>
-          <w:shd w:fill="auto" w:val="clear"/>
-          <w:vertAlign w:val="baseline"/>
-        </w:rPr>
-      </w:pPr>
-      <w:r>
-        <w:rPr>
-          <w:rtl w:val="0"/>
-        </w:rPr>
-      </w:r>
-    </w:p>
-    <w:p>
-      <w:pPr>
-        <w:keepNext w:val="0"/>
-        <w:keepLines w:val="0"/>
-        <w:pageBreakBefore w:val="0"/>
-        <w:widowControl w:val="1"/>
-        <w:pBdr>
-          <w:top w:space="0" w:sz="0" w:val="nil"/>
-          <w:left w:space="0" w:sz="0" w:val="nil"/>
-          <w:bottom w:space="0" w:sz="0" w:val="nil"/>
-          <w:right w:space="0" w:sz="0" w:val="nil"/>
-          <w:between w:space="0" w:sz="0" w:val="nil"/>
-        </w:pBdr>
-        <w:shd w:fill="auto" w:val="clear"/>
-        <w:spacing w:after="0" w:before="0" w:line="240" w:lineRule="auto"/>
-        <w:ind w:left="0" w:right="0" w:firstLine="0"/>
-        <w:jc w:val="both"/>
-        <w:rPr>
-          <w:rFonts w:ascii="Calibri" w:cs="Calibri" w:eastAsia="Calibri" w:hAnsi="Calibri"/>
-          <w:b w:val="0"/>
-          <w:bCs w:val="0"/>
-          <w:i w:val="0"/>
-          <w:iCs w:val="0"/>
-          <w:smallCaps w:val="0"/>
-          <w:strike w:val="0"/>
-          <w:color w:val="000000"/>
-          <w:sz w:val="20"/>
-          <w:szCs w:val="20"/>
-          <w:u w:val="none"/>
-          <w:shd w:fill="auto" w:val="clear"/>
-          <w:vertAlign w:val="baseline"/>
-        </w:rPr>
-      </w:pPr>
-      <w:r>
-        <w:rPr>
-          <w:rtl w:val="0"/>
-        </w:rPr>
-      </w:r>
-    </w:p>
-    <w:p>
-      <w:pPr>
-        <w:keepNext w:val="0"/>
-        <w:keepLines w:val="0"/>
-        <w:pageBreakBefore w:val="0"/>
-        <w:widowControl w:val="1"/>
-        <w:pBdr>
-          <w:top w:space="0" w:sz="0" w:val="nil"/>
-          <w:left w:space="0" w:sz="0" w:val="nil"/>
-          <w:bottom w:space="0" w:sz="0" w:val="nil"/>
-          <w:right w:space="0" w:sz="0" w:val="nil"/>
-          <w:between w:space="0" w:sz="0" w:val="nil"/>
-        </w:pBdr>
-        <w:shd w:fill="auto" w:val="clear"/>
-        <w:spacing w:after="0" w:before="0" w:line="240" w:lineRule="auto"/>
-        <w:ind w:left="0" w:right="0" w:firstLine="0"/>
-        <w:jc w:val="left"/>
-        <w:rPr>
-          <w:rFonts w:ascii="Calibri" w:cs="Calibri" w:eastAsia="Calibri" w:hAnsi="Calibri"/>
-          <w:b w:val="0"/>
-          <w:bCs w:val="0"/>
-          <w:i w:val="1"/>
-          <w:iCs w:val="1"/>
-          <w:smallCaps w:val="0"/>
-          <w:strike w:val="0"/>
-          <w:color w:val="000000"/>
-          <w:sz w:val="20"/>
-          <w:szCs w:val="20"/>
-          <w:u w:val="none"/>
-          <w:shd w:fill="auto" w:val="clear"/>
-          <w:vertAlign w:val="baseline"/>
-        </w:rPr>
-      </w:pPr>
-      <w:r>
-        <w:rPr>
-          <w:rFonts w:ascii="Calibri" w:cs="Calibri" w:eastAsia="Calibri" w:hAnsi="Calibri"/>
-          <w:b w:val="0"/>
-          <w:bCs w:val="0"/>
-          <w:i w:val="0"/>
-          <w:iCs w:val="0"/>
-          <w:smallCaps w:val="0"/>
-          <w:strike w:val="0"/>
-          <w:color w:val="000000"/>
-          <w:sz w:val="24"/>
-          <w:szCs w:val="24"/>
-          <w:u w:val="none"/>
-          <w:shd w:fill="auto" w:val="clear"/>
-          <w:vertAlign w:val="baseline"/>
-        </w:rPr>
-        <w:drawing>
-          <wp:inline distB="0" distT="0" distL="0" distR="0">
-            <wp:extent cx="3781425" cy="6334125"/>
-            <wp:effectExtent b="0" l="0" r="0" t="0"/>
-            <wp:docPr descr="image11.png" id="12" name="image12.png"/>
-            <a:graphic>
-              <a:graphicData uri="http://schemas.openxmlformats.org/drawingml/2006/picture">
-                <pic:pic>
-                  <pic:nvPicPr>
-                    <pic:cNvPr descr="image11.png" id="0" name="image12.png"/>
-                    <pic:cNvPicPr preferRelativeResize="0"/>
-                  </pic:nvPicPr>
-                  <pic:blipFill>
-                    <a:blip r:embed="rId22"/>
                     <a:srcRect b="0" l="0" r="0" t="0"/>
                     <a:stretch>
                       <a:fillRect/>
@@ -18408,9 +18359,9 @@
           <mc:Choice Requires="wpg">
             <w:drawing>
               <wp:inline distB="0" distT="0" distL="0" distR="0">
-                <wp:extent cx="4752975" cy="3069127"/>
+                <wp:extent cx="4762500" cy="3078652"/>
                 <wp:effectExtent b="0" l="0" r="0" t="0"/>
-                <wp:docPr descr="Retângulo" id="3" name=""/>
+                <wp:docPr descr="Retângulo" id="22" name=""/>
                 <a:graphic>
                   <a:graphicData uri="http://schemas.microsoft.com/office/word/2010/wordprocessingShape">
                     <wps:wsp>
@@ -18455,14 +18406,14 @@
           <mc:Fallback>
             <w:drawing>
               <wp:inline distB="0" distT="0" distL="0" distR="0">
-                <wp:extent cx="4752975" cy="3069127"/>
+                <wp:extent cx="4762500" cy="3078652"/>
                 <wp:effectExtent b="0" l="0" r="0" t="0"/>
-                <wp:docPr descr="Retângulo" id="3" name="image16.png"/>
+                <wp:docPr descr="Retângulo" id="22" name="image15.png"/>
                 <a:graphic>
                   <a:graphicData uri="http://schemas.openxmlformats.org/drawingml/2006/picture">
                     <pic:pic>
                       <pic:nvPicPr>
-                        <pic:cNvPr descr="Retângulo" id="0" name="image16.png"/>
+                        <pic:cNvPr descr="Retângulo" id="0" name="image15.png"/>
                         <pic:cNvPicPr preferRelativeResize="0"/>
                       </pic:nvPicPr>
                       <pic:blipFill>
@@ -18475,7 +18426,7 @@
                       <pic:spPr>
                         <a:xfrm>
                           <a:off x="0" y="0"/>
-                          <a:ext cx="4752975" cy="3069127"/>
+                          <a:ext cx="4762500" cy="3078652"/>
                         </a:xfrm>
                         <a:prstGeom prst="rect"/>
                         <a:ln/>
@@ -18506,19 +18457,19 @@
         </w:rPr>
         <w:drawing>
           <wp:inline distB="0" distT="0" distL="0" distR="0">
-            <wp:extent cx="5731200" cy="3810000"/>
+            <wp:extent cx="5734050" cy="3219450"/>
             <wp:effectExtent b="0" l="0" r="0" t="0"/>
-            <wp:docPr descr="image12.png" id="15" name="image10.png"/>
+            <wp:docPr id="33" name="image9.png"/>
             <a:graphic>
               <a:graphicData uri="http://schemas.openxmlformats.org/drawingml/2006/picture">
                 <pic:pic>
                   <pic:nvPicPr>
-                    <pic:cNvPr descr="image12.png" id="0" name="image10.png"/>
+                    <pic:cNvPr id="0" name="image9.png"/>
                     <pic:cNvPicPr preferRelativeResize="0"/>
                   </pic:nvPicPr>
                   <pic:blipFill>
-                    <a:blip r:embed="rId23"/>
-                    <a:srcRect b="0" l="0" r="0" t="0"/>
+                    <a:blip r:embed="rId22"/>
+                    <a:srcRect b="-2580" l="0" r="0" t="0"/>
                     <a:stretch>
                       <a:fillRect/>
                     </a:stretch>
@@ -18526,7 +18477,7 @@
                   <pic:spPr>
                     <a:xfrm>
                       <a:off x="0" y="0"/>
-                      <a:ext cx="5731200" cy="3810000"/>
+                      <a:ext cx="5734050" cy="3219450"/>
                     </a:xfrm>
                     <a:prstGeom prst="rect"/>
                     <a:ln/>
@@ -18635,9 +18586,9 @@
           <mc:Choice Requires="wpg">
             <w:drawing>
               <wp:inline distB="0" distT="0" distL="0" distR="0">
-                <wp:extent cx="4667250" cy="3627879"/>
+                <wp:extent cx="4676775" cy="3637404"/>
                 <wp:effectExtent b="0" l="0" r="0" t="0"/>
-                <wp:docPr descr="Retângulo" id="6" name=""/>
+                <wp:docPr descr="Retângulo" id="25" name=""/>
                 <a:graphic>
                   <a:graphicData uri="http://schemas.microsoft.com/office/word/2010/wordprocessingShape">
                     <wps:wsp>
@@ -18682,14 +18633,14 @@
           <mc:Fallback>
             <w:drawing>
               <wp:inline distB="0" distT="0" distL="0" distR="0">
-                <wp:extent cx="4667250" cy="3627879"/>
+                <wp:extent cx="4676775" cy="3637404"/>
                 <wp:effectExtent b="0" l="0" r="0" t="0"/>
-                <wp:docPr descr="Retângulo" id="6" name="image19.png"/>
+                <wp:docPr descr="Retângulo" id="25" name="image18.png"/>
                 <a:graphic>
                   <a:graphicData uri="http://schemas.openxmlformats.org/drawingml/2006/picture">
                     <pic:pic>
                       <pic:nvPicPr>
-                        <pic:cNvPr descr="Retângulo" id="0" name="image19.png"/>
+                        <pic:cNvPr descr="Retângulo" id="0" name="image18.png"/>
                         <pic:cNvPicPr preferRelativeResize="0"/>
                       </pic:nvPicPr>
                       <pic:blipFill>
@@ -18702,7 +18653,7 @@
                       <pic:spPr>
                         <a:xfrm>
                           <a:off x="0" y="0"/>
-                          <a:ext cx="4667250" cy="3627879"/>
+                          <a:ext cx="4676775" cy="3637404"/>
                         </a:xfrm>
                         <a:prstGeom prst="rect"/>
                         <a:ln/>
@@ -18733,19 +18684,19 @@
         </w:rPr>
         <w:drawing>
           <wp:inline distB="0" distT="0" distL="0" distR="0">
-            <wp:extent cx="5731200" cy="4343400"/>
+            <wp:extent cx="5734050" cy="3714750"/>
             <wp:effectExtent b="0" l="0" r="0" t="0"/>
-            <wp:docPr descr="image2.png" id="14" name="image8.png"/>
+            <wp:docPr id="32" name="image10.png"/>
             <a:graphic>
               <a:graphicData uri="http://schemas.openxmlformats.org/drawingml/2006/picture">
                 <pic:pic>
                   <pic:nvPicPr>
-                    <pic:cNvPr descr="image2.png" id="0" name="image8.png"/>
+                    <pic:cNvPr id="0" name="image10.png"/>
                     <pic:cNvPicPr preferRelativeResize="0"/>
                   </pic:nvPicPr>
                   <pic:blipFill>
-                    <a:blip r:embed="rId24"/>
-                    <a:srcRect b="0" l="0" r="0" t="0"/>
+                    <a:blip r:embed="rId23"/>
+                    <a:srcRect b="-1332" l="0" r="0" t="0"/>
                     <a:stretch>
                       <a:fillRect/>
                     </a:stretch>
@@ -18753,7 +18704,7 @@
                   <pic:spPr>
                     <a:xfrm>
                       <a:off x="0" y="0"/>
-                      <a:ext cx="5731200" cy="4343400"/>
+                      <a:ext cx="5734050" cy="3714750"/>
                     </a:xfrm>
                     <a:prstGeom prst="rect"/>
                     <a:ln/>
@@ -18899,19 +18850,19 @@
         </w:rPr>
         <w:drawing>
           <wp:inline distB="0" distT="0" distL="0" distR="0">
-            <wp:extent cx="5731200" cy="4965700"/>
+            <wp:extent cx="5734050" cy="4152900"/>
             <wp:effectExtent b="0" l="0" r="0" t="0"/>
-            <wp:docPr descr="image9.png" id="18" name="image6.png"/>
+            <wp:docPr id="36" name="image11.png"/>
             <a:graphic>
               <a:graphicData uri="http://schemas.openxmlformats.org/drawingml/2006/picture">
                 <pic:pic>
                   <pic:nvPicPr>
-                    <pic:cNvPr descr="image9.png" id="0" name="image6.png"/>
+                    <pic:cNvPr id="0" name="image11.png"/>
                     <pic:cNvPicPr preferRelativeResize="0"/>
                   </pic:nvPicPr>
                   <pic:blipFill>
-                    <a:blip r:embed="rId25"/>
-                    <a:srcRect b="0" l="0" r="0" t="0"/>
+                    <a:blip r:embed="rId24"/>
+                    <a:srcRect b="-1116" l="0" r="0" t="0"/>
                     <a:stretch>
                       <a:fillRect/>
                     </a:stretch>
@@ -18919,7 +18870,7 @@
                   <pic:spPr>
                     <a:xfrm>
                       <a:off x="0" y="0"/>
-                      <a:ext cx="5731200" cy="4965700"/>
+                      <a:ext cx="5734050" cy="4152900"/>
                     </a:xfrm>
                     <a:prstGeom prst="rect"/>
                     <a:ln/>
@@ -19067,9 +19018,9 @@
           <mc:Choice Requires="wpg">
             <w:drawing>
               <wp:inline distB="0" distT="0" distL="0" distR="0">
-                <wp:extent cx="4524375" cy="2704876"/>
+                <wp:extent cx="4533900" cy="2714401"/>
                 <wp:effectExtent b="0" l="0" r="0" t="0"/>
-                <wp:docPr descr="Retângulo" id="5" name=""/>
+                <wp:docPr descr="Retângulo" id="24" name=""/>
                 <a:graphic>
                   <a:graphicData uri="http://schemas.microsoft.com/office/word/2010/wordprocessingShape">
                     <wps:wsp>
@@ -19114,14 +19065,14 @@
           <mc:Fallback>
             <w:drawing>
               <wp:inline distB="0" distT="0" distL="0" distR="0">
-                <wp:extent cx="4524375" cy="2704876"/>
+                <wp:extent cx="4533900" cy="2714401"/>
                 <wp:effectExtent b="0" l="0" r="0" t="0"/>
-                <wp:docPr descr="Retângulo" id="5" name="image18.png"/>
+                <wp:docPr descr="Retângulo" id="24" name="image17.png"/>
                 <a:graphic>
                   <a:graphicData uri="http://schemas.openxmlformats.org/drawingml/2006/picture">
                     <pic:pic>
                       <pic:nvPicPr>
-                        <pic:cNvPr descr="Retângulo" id="0" name="image18.png"/>
+                        <pic:cNvPr descr="Retângulo" id="0" name="image17.png"/>
                         <pic:cNvPicPr preferRelativeResize="0"/>
                       </pic:nvPicPr>
                       <pic:blipFill>
@@ -19134,7 +19085,7 @@
                       <pic:spPr>
                         <a:xfrm>
                           <a:off x="0" y="0"/>
-                          <a:ext cx="4524375" cy="2704876"/>
+                          <a:ext cx="4533900" cy="2714401"/>
                         </a:xfrm>
                         <a:prstGeom prst="rect"/>
                         <a:ln/>
@@ -19167,16 +19118,16 @@
           <wp:inline distB="0" distT="0" distL="0" distR="0">
             <wp:extent cx="4448175" cy="2647950"/>
             <wp:effectExtent b="0" l="0" r="0" t="0"/>
-            <wp:docPr descr="image13.png" id="16" name="image13.png"/>
+            <wp:docPr descr="image13.png" id="34" name="image7.png"/>
             <a:graphic>
               <a:graphicData uri="http://schemas.openxmlformats.org/drawingml/2006/picture">
                 <pic:pic>
                   <pic:nvPicPr>
-                    <pic:cNvPr descr="image13.png" id="0" name="image13.png"/>
+                    <pic:cNvPr descr="image13.png" id="0" name="image7.png"/>
                     <pic:cNvPicPr preferRelativeResize="0"/>
                   </pic:nvPicPr>
                   <pic:blipFill>
-                    <a:blip r:embed="rId26"/>
+                    <a:blip r:embed="rId25"/>
                     <a:srcRect b="0" l="0" r="0" t="0"/>
                     <a:stretch>
                       <a:fillRect/>
@@ -19294,16 +19245,16 @@
           <wp:inline distB="0" distT="0" distL="0" distR="0">
             <wp:extent cx="3819525" cy="5191125"/>
             <wp:effectExtent b="0" l="0" r="0" t="0"/>
-            <wp:docPr descr="image7.png" id="17" name="image11.png"/>
+            <wp:docPr descr="image7.png" id="35" name="image5.png"/>
             <a:graphic>
               <a:graphicData uri="http://schemas.openxmlformats.org/drawingml/2006/picture">
                 <pic:pic>
                   <pic:nvPicPr>
-                    <pic:cNvPr descr="image7.png" id="0" name="image11.png"/>
+                    <pic:cNvPr descr="image7.png" id="0" name="image5.png"/>
                     <pic:cNvPicPr preferRelativeResize="0"/>
                   </pic:nvPicPr>
                   <pic:blipFill>
-                    <a:blip r:embed="rId27"/>
+                    <a:blip r:embed="rId26"/>
                     <a:srcRect b="0" l="0" r="0" t="0"/>
                     <a:stretch>
                       <a:fillRect/>
@@ -19421,16 +19372,16 @@
           <wp:inline distB="0" distT="0" distL="0" distR="0">
             <wp:extent cx="5731200" cy="4711700"/>
             <wp:effectExtent b="0" l="0" r="0" t="0"/>
-            <wp:docPr descr="image6.png" id="19" name="image2.png"/>
+            <wp:docPr descr="image6.png" id="37" name="image8.png"/>
             <a:graphic>
               <a:graphicData uri="http://schemas.openxmlformats.org/drawingml/2006/picture">
                 <pic:pic>
                   <pic:nvPicPr>
-                    <pic:cNvPr descr="image6.png" id="0" name="image2.png"/>
+                    <pic:cNvPr descr="image6.png" id="0" name="image8.png"/>
                     <pic:cNvPicPr preferRelativeResize="0"/>
                   </pic:nvPicPr>
                   <pic:blipFill>
-                    <a:blip r:embed="rId28"/>
+                    <a:blip r:embed="rId27"/>
                     <a:srcRect b="0" l="0" r="0" t="0"/>
                     <a:stretch>
                       <a:fillRect/>
@@ -19542,7 +19493,7 @@
         <w:widowControl w:val="1"/>
         <w:numPr>
           <w:ilvl w:val="0"/>
-          <w:numId w:val="15"/>
+          <w:numId w:val="7"/>
         </w:numPr>
         <w:pBdr>
           <w:top w:space="0" w:sz="0" w:val="nil"/>
@@ -19765,7 +19716,7 @@
         <w:widowControl w:val="1"/>
         <w:numPr>
           <w:ilvl w:val="0"/>
-          <w:numId w:val="16"/>
+          <w:numId w:val="8"/>
         </w:numPr>
         <w:pBdr>
           <w:top w:space="0" w:sz="0" w:val="nil"/>
@@ -25878,6 +25829,242 @@
           </w:p>
         </w:tc>
       </w:tr>
+      <w:tr>
+        <w:trPr>
+          <w:cantSplit w:val="0"/>
+          <w:trHeight w:val="1066" w:hRule="atLeast"/>
+          <w:tblHeader w:val="0"/>
+        </w:trPr>
+        <w:tc>
+          <w:tcPr>
+            <w:tcBorders>
+              <w:top w:color="000000" w:space="0" w:sz="4" w:val="single"/>
+              <w:left w:color="000000" w:space="0" w:sz="4" w:val="single"/>
+              <w:bottom w:color="000000" w:space="0" w:sz="4" w:val="single"/>
+              <w:right w:color="000000" w:space="0" w:sz="4" w:val="single"/>
+            </w:tcBorders>
+            <w:shd w:fill="auto" w:val="clear"/>
+            <w:tcMar>
+              <w:top w:w="80.0" w:type="dxa"/>
+              <w:left w:w="80.0" w:type="dxa"/>
+              <w:bottom w:w="80.0" w:type="dxa"/>
+              <w:right w:w="80.0" w:type="dxa"/>
+            </w:tcMar>
+            <w:vAlign w:val="top"/>
+          </w:tcPr>
+          <w:p>
+            <w:pPr>
+              <w:spacing w:after="160" w:line="278.00000000000006" w:lineRule="auto"/>
+              <w:rPr>
+                <w:rFonts w:ascii="Calibri" w:cs="Calibri" w:eastAsia="Calibri" w:hAnsi="Calibri"/>
+                <w:sz w:val="20"/>
+                <w:szCs w:val="20"/>
+              </w:rPr>
+            </w:pPr>
+            <w:r>
+              <w:rPr>
+                <w:rFonts w:ascii="Calibri" w:cs="Calibri" w:eastAsia="Calibri" w:hAnsi="Calibri"/>
+                <w:sz w:val="20"/>
+                <w:szCs w:val="20"/>
+                <w:rtl w:val="0"/>
+              </w:rPr>
+              <w:t xml:space="preserve">26.7.5</w:t>
+            </w:r>
+          </w:p>
+        </w:tc>
+        <w:tc>
+          <w:tcPr>
+            <w:tcBorders>
+              <w:top w:color="000000" w:space="0" w:sz="4" w:val="single"/>
+              <w:left w:color="000000" w:space="0" w:sz="4" w:val="single"/>
+              <w:bottom w:color="000000" w:space="0" w:sz="4" w:val="single"/>
+              <w:right w:color="000000" w:space="0" w:sz="4" w:val="single"/>
+            </w:tcBorders>
+            <w:shd w:fill="auto" w:val="clear"/>
+            <w:tcMar>
+              <w:top w:w="80.0" w:type="dxa"/>
+              <w:left w:w="80.0" w:type="dxa"/>
+              <w:bottom w:w="80.0" w:type="dxa"/>
+              <w:right w:w="80.0" w:type="dxa"/>
+            </w:tcMar>
+            <w:vAlign w:val="top"/>
+          </w:tcPr>
+          <w:p>
+            <w:pPr>
+              <w:spacing w:after="160" w:line="278.00000000000006" w:lineRule="auto"/>
+              <w:rPr>
+                <w:rFonts w:ascii="Calibri" w:cs="Calibri" w:eastAsia="Calibri" w:hAnsi="Calibri"/>
+                <w:sz w:val="20"/>
+                <w:szCs w:val="20"/>
+              </w:rPr>
+            </w:pPr>
+            <w:r>
+              <w:rPr>
+                <w:rFonts w:ascii="Calibri" w:cs="Calibri" w:eastAsia="Calibri" w:hAnsi="Calibri"/>
+                <w:sz w:val="20"/>
+                <w:szCs w:val="20"/>
+                <w:rtl w:val="0"/>
+              </w:rPr>
+              <w:t xml:space="preserve">2026-06-26</w:t>
+            </w:r>
+          </w:p>
+        </w:tc>
+        <w:tc>
+          <w:tcPr>
+            <w:tcBorders>
+              <w:top w:color="000000" w:space="0" w:sz="4" w:val="single"/>
+              <w:left w:color="000000" w:space="0" w:sz="4" w:val="single"/>
+              <w:bottom w:color="000000" w:space="0" w:sz="4" w:val="single"/>
+              <w:right w:color="000000" w:space="0" w:sz="4" w:val="single"/>
+            </w:tcBorders>
+            <w:shd w:fill="auto" w:val="clear"/>
+            <w:tcMar>
+              <w:top w:w="80.0" w:type="dxa"/>
+              <w:left w:w="80.0" w:type="dxa"/>
+              <w:bottom w:w="80.0" w:type="dxa"/>
+              <w:right w:w="80.0" w:type="dxa"/>
+            </w:tcMar>
+            <w:vAlign w:val="top"/>
+          </w:tcPr>
+          <w:p>
+            <w:pPr>
+              <w:spacing w:after="160" w:lineRule="auto"/>
+              <w:rPr>
+                <w:rFonts w:ascii="Calibri" w:cs="Calibri" w:eastAsia="Calibri" w:hAnsi="Calibri"/>
+                <w:sz w:val="20"/>
+                <w:szCs w:val="20"/>
+              </w:rPr>
+            </w:pPr>
+            <w:r>
+              <w:rPr>
+                <w:rFonts w:ascii="Calibri" w:cs="Calibri" w:eastAsia="Calibri" w:hAnsi="Calibri"/>
+                <w:sz w:val="20"/>
+                <w:szCs w:val="20"/>
+                <w:rtl w:val="0"/>
+              </w:rPr>
+              <w:t xml:space="preserve">Add support for alphanumeric CNPJ in checkout document validation and normalization. Send CPF to the API as digits only.</w:t>
+            </w:r>
+          </w:p>
+        </w:tc>
+      </w:tr>
+      <w:tr>
+        <w:trPr>
+          <w:cantSplit w:val="0"/>
+          <w:trHeight w:val="1066" w:hRule="atLeast"/>
+          <w:tblHeader w:val="0"/>
+        </w:trPr>
+        <w:tc>
+          <w:tcPr>
+            <w:tcBorders>
+              <w:top w:color="000000" w:space="0" w:sz="4" w:val="single"/>
+              <w:left w:color="000000" w:space="0" w:sz="4" w:val="single"/>
+              <w:bottom w:color="000000" w:space="0" w:sz="4" w:val="single"/>
+              <w:right w:color="000000" w:space="0" w:sz="4" w:val="single"/>
+            </w:tcBorders>
+            <w:shd w:fill="auto" w:val="clear"/>
+            <w:tcMar>
+              <w:top w:w="80.0" w:type="dxa"/>
+              <w:left w:w="80.0" w:type="dxa"/>
+              <w:bottom w:w="80.0" w:type="dxa"/>
+              <w:right w:w="80.0" w:type="dxa"/>
+            </w:tcMar>
+            <w:vAlign w:val="top"/>
+          </w:tcPr>
+          <w:p>
+            <w:pPr>
+              <w:spacing w:after="160" w:line="278.00000000000006" w:lineRule="auto"/>
+              <w:rPr>
+                <w:rFonts w:ascii="Calibri" w:cs="Calibri" w:eastAsia="Calibri" w:hAnsi="Calibri"/>
+                <w:sz w:val="20"/>
+                <w:szCs w:val="20"/>
+              </w:rPr>
+            </w:pPr>
+            <w:r>
+              <w:rPr>
+                <w:rFonts w:ascii="Calibri" w:cs="Calibri" w:eastAsia="Calibri" w:hAnsi="Calibri"/>
+                <w:sz w:val="20"/>
+                <w:szCs w:val="20"/>
+                <w:rtl w:val="0"/>
+              </w:rPr>
+              <w:t xml:space="preserve">26.7.6</w:t>
+            </w:r>
+          </w:p>
+        </w:tc>
+        <w:tc>
+          <w:tcPr>
+            <w:tcBorders>
+              <w:top w:color="000000" w:space="0" w:sz="4" w:val="single"/>
+              <w:left w:color="000000" w:space="0" w:sz="4" w:val="single"/>
+              <w:bottom w:color="000000" w:space="0" w:sz="4" w:val="single"/>
+              <w:right w:color="000000" w:space="0" w:sz="4" w:val="single"/>
+            </w:tcBorders>
+            <w:shd w:fill="auto" w:val="clear"/>
+            <w:tcMar>
+              <w:top w:w="80.0" w:type="dxa"/>
+              <w:left w:w="80.0" w:type="dxa"/>
+              <w:bottom w:w="80.0" w:type="dxa"/>
+              <w:right w:w="80.0" w:type="dxa"/>
+            </w:tcMar>
+            <w:vAlign w:val="top"/>
+          </w:tcPr>
+          <w:p>
+            <w:pPr>
+              <w:spacing w:after="160" w:line="278.00000000000006" w:lineRule="auto"/>
+              <w:rPr>
+                <w:rFonts w:ascii="Calibri" w:cs="Calibri" w:eastAsia="Calibri" w:hAnsi="Calibri"/>
+                <w:sz w:val="20"/>
+                <w:szCs w:val="20"/>
+              </w:rPr>
+            </w:pPr>
+            <w:r>
+              <w:rPr>
+                <w:rFonts w:ascii="Calibri" w:cs="Calibri" w:eastAsia="Calibri" w:hAnsi="Calibri"/>
+                <w:sz w:val="20"/>
+                <w:szCs w:val="20"/>
+                <w:rtl w:val="0"/>
+              </w:rPr>
+              <w:t xml:space="preserve">2026-10-27</w:t>
+            </w:r>
+          </w:p>
+        </w:tc>
+        <w:tc>
+          <w:tcPr>
+            <w:tcBorders>
+              <w:top w:color="000000" w:space="0" w:sz="4" w:val="single"/>
+              <w:left w:color="000000" w:space="0" w:sz="4" w:val="single"/>
+              <w:bottom w:color="000000" w:space="0" w:sz="4" w:val="single"/>
+              <w:right w:color="000000" w:space="0" w:sz="4" w:val="single"/>
+            </w:tcBorders>
+            <w:shd w:fill="auto" w:val="clear"/>
+            <w:tcMar>
+              <w:top w:w="80.0" w:type="dxa"/>
+              <w:left w:w="80.0" w:type="dxa"/>
+              <w:bottom w:w="80.0" w:type="dxa"/>
+              <w:right w:w="80.0" w:type="dxa"/>
+            </w:tcMar>
+            <w:vAlign w:val="top"/>
+          </w:tcPr>
+          <w:p>
+            <w:pPr>
+              <w:spacing w:after="160" w:lineRule="auto"/>
+              <w:rPr>
+                <w:rFonts w:ascii="Calibri" w:cs="Calibri" w:eastAsia="Calibri" w:hAnsi="Calibri"/>
+                <w:sz w:val="20"/>
+                <w:szCs w:val="20"/>
+              </w:rPr>
+            </w:pPr>
+            <w:r>
+              <w:rPr>
+                <w:rFonts w:ascii="Calibri" w:cs="Calibri" w:eastAsia="Calibri" w:hAnsi="Calibri"/>
+                <w:sz w:val="20"/>
+                <w:szCs w:val="20"/>
+                <w:rtl w:val="0"/>
+              </w:rPr>
+              <w:t xml:space="preserve">Rename Credits to Mercado Crédito in Spanish, Mercado Parcelado in Brazilian Portuguese and Buy now, pay later in English across checkout, Checkout Pro benefits and seller labels. Correct Checkout Pro translations, preserving payment identifiers and settings.</w:t>
+            </w:r>
+          </w:p>
+        </w:tc>
+      </w:tr>
     </w:tbl>
     <w:p>
       <w:pPr>
@@ -25919,8 +26106,8 @@
       </w:r>
     </w:p>
     <w:sectPr>
-      <w:headerReference r:id="rId29" w:type="default"/>
-      <w:footerReference r:id="rId30" w:type="default"/>
+      <w:headerReference r:id="rId28" w:type="default"/>
+      <w:footerReference r:id="rId29" w:type="default"/>
       <w:pgSz w:h="16840" w:w="11900" w:orient="portrait"/>
       <w:pgMar w:bottom="1440" w:top="1440" w:left="1440" w:right="1440" w:header="720" w:footer="720"/>
       <w:pgNumType w:start="1"/>
@@ -26212,7 +26399,7 @@
       <w:lvlText w:val="•"/>
       <w:lvlJc w:val="left"/>
       <w:pPr>
-        <w:ind w:left="360" w:hanging="360"/>
+        <w:ind w:left="1440" w:hanging="360"/>
       </w:pPr>
       <w:rPr>
         <w:rFonts w:ascii="Calibri" w:cs="Calibri" w:eastAsia="Calibri" w:hAnsi="Calibri"/>
@@ -26394,7 +26581,7 @@
       <w:lvlText w:val="•"/>
       <w:lvlJc w:val="left"/>
       <w:pPr>
-        <w:ind w:left="720" w:hanging="360"/>
+        <w:ind w:left="2160" w:hanging="360"/>
       </w:pPr>
       <w:rPr>
         <w:rFonts w:ascii="Calibri" w:cs="Calibri" w:eastAsia="Calibri" w:hAnsi="Calibri"/>
@@ -26576,7 +26763,7 @@
       <w:lvlText w:val="•"/>
       <w:lvlJc w:val="left"/>
       <w:pPr>
-        <w:ind w:left="360" w:hanging="360"/>
+        <w:ind w:left="1440" w:hanging="360"/>
       </w:pPr>
       <w:rPr>
         <w:rFonts w:ascii="Calibri" w:cs="Calibri" w:eastAsia="Calibri" w:hAnsi="Calibri"/>
@@ -26758,7 +26945,7 @@
       <w:lvlText w:val="•"/>
       <w:lvlJc w:val="left"/>
       <w:pPr>
-        <w:ind w:left="360" w:hanging="360"/>
+        <w:ind w:left="2160" w:hanging="360"/>
       </w:pPr>
       <w:rPr>
         <w:rFonts w:ascii="Calibri" w:cs="Calibri" w:eastAsia="Calibri" w:hAnsi="Calibri"/>
@@ -26940,7 +27127,7 @@
       <w:lvlText w:val="•"/>
       <w:lvlJc w:val="left"/>
       <w:pPr>
-        <w:ind w:left="720" w:hanging="360"/>
+        <w:ind w:left="360" w:hanging="360"/>
       </w:pPr>
       <w:rPr>
         <w:rFonts w:ascii="Calibri" w:cs="Calibri" w:eastAsia="Calibri" w:hAnsi="Calibri"/>
@@ -27304,7 +27491,7 @@
       <w:lvlText w:val="•"/>
       <w:lvlJc w:val="left"/>
       <w:pPr>
-        <w:ind w:left="720" w:hanging="360"/>
+        <w:ind w:left="360" w:hanging="360"/>
       </w:pPr>
       <w:rPr>
         <w:rFonts w:ascii="Calibri" w:cs="Calibri" w:eastAsia="Calibri" w:hAnsi="Calibri"/>
@@ -27486,7 +27673,7 @@
       <w:lvlText w:val="•"/>
       <w:lvlJc w:val="left"/>
       <w:pPr>
-        <w:ind w:left="720" w:hanging="360"/>
+        <w:ind w:left="360" w:hanging="360"/>
       </w:pPr>
       <w:rPr>
         <w:rFonts w:ascii="Calibri" w:cs="Calibri" w:eastAsia="Calibri" w:hAnsi="Calibri"/>
@@ -27668,7 +27855,7 @@
       <w:lvlText w:val="•"/>
       <w:lvlJc w:val="left"/>
       <w:pPr>
-        <w:ind w:left="1440" w:hanging="360"/>
+        <w:ind w:left="720" w:hanging="360"/>
       </w:pPr>
       <w:rPr>
         <w:rFonts w:ascii="Calibri" w:cs="Calibri" w:eastAsia="Calibri" w:hAnsi="Calibri"/>
@@ -27850,7 +28037,7 @@
       <w:lvlText w:val="•"/>
       <w:lvlJc w:val="left"/>
       <w:pPr>
-        <w:ind w:left="2160" w:hanging="360"/>
+        <w:ind w:left="360" w:hanging="360"/>
       </w:pPr>
       <w:rPr>
         <w:rFonts w:ascii="Calibri" w:cs="Calibri" w:eastAsia="Calibri" w:hAnsi="Calibri"/>
@@ -28032,7 +28219,7 @@
       <w:lvlText w:val="•"/>
       <w:lvlJc w:val="left"/>
       <w:pPr>
-        <w:ind w:left="1440" w:hanging="360"/>
+        <w:ind w:left="720" w:hanging="360"/>
       </w:pPr>
       <w:rPr>
         <w:rFonts w:ascii="Calibri" w:cs="Calibri" w:eastAsia="Calibri" w:hAnsi="Calibri"/>
@@ -28214,7 +28401,7 @@
       <w:lvlText w:val="•"/>
       <w:lvlJc w:val="left"/>
       <w:pPr>
-        <w:ind w:left="2160" w:hanging="360"/>
+        <w:ind w:left="360" w:hanging="360"/>
       </w:pPr>
       <w:rPr>
         <w:rFonts w:ascii="Calibri" w:cs="Calibri" w:eastAsia="Calibri" w:hAnsi="Calibri"/>
@@ -28578,7 +28765,7 @@
       <w:lvlText w:val="•"/>
       <w:lvlJc w:val="left"/>
       <w:pPr>
-        <w:ind w:left="360" w:hanging="360"/>
+        <w:ind w:left="720" w:hanging="360"/>
       </w:pPr>
       <w:rPr>
         <w:rFonts w:ascii="Calibri" w:cs="Calibri" w:eastAsia="Calibri" w:hAnsi="Calibri"/>
@@ -28942,7 +29129,7 @@
       <w:lvlText w:val="•"/>
       <w:lvlJc w:val="left"/>
       <w:pPr>
-        <w:ind w:left="360" w:hanging="360"/>
+        <w:ind w:left="720" w:hanging="360"/>
       </w:pPr>
       <w:rPr>
         <w:rFonts w:ascii="Calibri" w:cs="Calibri" w:eastAsia="Calibri" w:hAnsi="Calibri"/>
@@ -29502,6 +29689,33 @@
       <w:sz w:val="72"/>
       <w:szCs w:val="72"/>
     </w:rPr>
+  </w:style>
+  <w:style w:type="table" w:styleId="TableNormal" w:default="1">
+    <w:name w:val="TableNormal"/>
+    <w:tblPr>
+      <w:tblCellMar>
+        <w:top w:w="100.0" w:type="dxa"/>
+        <w:left w:w="100.0" w:type="dxa"/>
+        <w:bottom w:w="100.0" w:type="dxa"/>
+        <w:right w:w="100.0" w:type="dxa"/>
+      </w:tblCellMar>
+    </w:tblPr>
+  </w:style>
+  <w:style w:type="paragraph" w:styleId="Normal" w:default="1">
+    <w:name w:val="normal"/>
+  </w:style>
+  <w:style w:type="table" w:styleId="Table1">
+    <w:basedOn w:val="TableNormal"/>
+    <w:tblPr>
+      <w:tblStyleRowBandSize w:val="1"/>
+      <w:tblStyleColBandSize w:val="1"/>
+      <w:tblCellMar>
+        <w:top w:w="0.0" w:type="dxa"/>
+        <w:left w:w="115.0" w:type="dxa"/>
+        <w:bottom w:w="0.0" w:type="dxa"/>
+        <w:right w:w="115.0" w:type="dxa"/>
+      </w:tblCellMar>
+    </w:tblPr>
   </w:style>
   <w:style w:type="paragraph" w:styleId="Subtitle">
     <w:name w:val="Subtitle"/>
@@ -29860,7 +30074,7 @@
 
 <file path=customXML/item1.xml><?xml version="1.0" encoding="utf-8"?>
 <go:gDocsCustomXmlDataStorage xmlns:go="http://customooxmlschemas.google.com/" xmlns:r="http://schemas.openxmlformats.org/officeDocument/2006/relationships" uri="GoogleDocsCustomDataVersion2">
-  <go:docsCustomData xmlns:go="http://customooxmlschemas.google.com/" roundtripDataSignature="AMtx7mhogDb1Evqi1y9QTEAFV3UQgNlA7A==">CgMxLjA4AHIhMWZtWVItSm9aVHY4Rk0wckw1UFJ6d3VnWDJSSURvcXVj</go:docsCustomData>
+  <go:docsCustomData xmlns:go="http://customooxmlschemas.google.com/" roundtripDataSignature="AMtx7miJAyeQzmEMP8zPbDNb7mmMseF1LQ==">CgMxLjA4AHIhMUZRTDRwUTNKUTdfUWlDS0gxZzJWcE93Y2J0MHJhd0pj</go:docsCustomData>
 </go:gDocsCustomXmlDataStorage>
 </file>
 
